--- a/materialien/Werkzeuge/Funkraum/KR_W3_Funkraum_Knack-Arena_LSG.docx
+++ b/materialien/Werkzeuge/Funkraum/KR_W3_Funkraum_Knack-Arena_LSG.docx
@@ -2002,7 +2002,7 @@
               <w:rPr>
                 <w:rFonts w:ascii="Georgia" w:hAnsi="Georgia" w:cs="Georgia" w:eastAsia="Georgia"/>
                 <w:b/>
-                <w:color w:val="556B2F"/>
+                <w:color w:val="14213D"/>
                 <w:spacing w:val="16"/>
                 <w:sz w:val="21"/>
               </w:rPr>
@@ -2021,7 +2021,7 @@
               <w:rPr>
                 <w:rFonts w:ascii="Calibri" w:hAnsi="Calibri" w:cs="Calibri" w:eastAsia="Calibri"/>
                 <w:b/>
-                <w:color w:val="556B2F"/>
+                <w:color w:val="14213D"/>
                 <w:sz w:val="22"/>
               </w:rPr>
               <w:t>1.</w:t>
@@ -2060,7 +2060,7 @@
               <w:rPr>
                 <w:rFonts w:ascii="Calibri" w:hAnsi="Calibri" w:cs="Calibri" w:eastAsia="Calibri"/>
                 <w:b/>
-                <w:color w:val="556B2F"/>
+                <w:color w:val="14213D"/>
                 <w:sz w:val="22"/>
               </w:rPr>
               <w:t>2.</w:t>
@@ -2109,7 +2109,7 @@
               <w:rPr>
                 <w:rFonts w:ascii="Calibri" w:hAnsi="Calibri" w:cs="Calibri" w:eastAsia="Calibri"/>
                 <w:b/>
-                <w:color w:val="556B2F"/>
+                <w:color w:val="14213D"/>
                 <w:sz w:val="22"/>
               </w:rPr>
               <w:t>3.</w:t>
@@ -2138,7 +2138,7 @@
               <w:rPr>
                 <w:rFonts w:ascii="Calibri" w:hAnsi="Calibri" w:cs="Calibri" w:eastAsia="Calibri"/>
                 <w:b/>
-                <w:color w:val="556B2F"/>
+                <w:color w:val="14213D"/>
                 <w:sz w:val="22"/>
               </w:rPr>
               <w:t>4.</w:t>
@@ -2187,7 +2187,7 @@
               <w:rPr>
                 <w:rFonts w:ascii="Calibri" w:hAnsi="Calibri" w:cs="Calibri" w:eastAsia="Calibri"/>
                 <w:b/>
-                <w:color w:val="556B2F"/>
+                <w:color w:val="14213D"/>
                 <w:sz w:val="22"/>
               </w:rPr>
               <w:t>5.</w:t>
